--- a/メモ.docx
+++ b/メモ.docx
@@ -103,185 +103,199 @@
       </w:r>
     </w:p>
     <w:p>
+      <w:r>
+        <w:rPr>
+          <w:rFonts w:hint="eastAsia"/>
+        </w:rPr>
+        <w:t>宝箱→ダイスや割り振りポイント獲得（永続）</w:t>
+      </w:r>
+    </w:p>
+    <w:p/>
+    <w:p>
+      <w:r>
+        <w:rPr>
+          <w:rFonts w:hint="eastAsia"/>
+        </w:rPr>
+        <w:t>先頭の開始時にダイスを振って強化ポイント獲得（その戦闘限定）</w:t>
+      </w:r>
+    </w:p>
+    <w:p/>
+    <w:p>
+      <w:r>
+        <w:rPr>
+          <w:rFonts w:hint="eastAsia"/>
+        </w:rPr>
+        <w:t>ストーリー</w:t>
+      </w:r>
+    </w:p>
+    <w:p>
+      <w:r>
+        <w:rPr>
+          <w:rFonts w:hint="eastAsia"/>
+        </w:rPr>
+        <w:t>王道</w:t>
+      </w:r>
+    </w:p>
+    <w:p>
+      <w:r>
+        <w:rPr>
+          <w:rFonts w:hint="eastAsia"/>
+        </w:rPr>
+        <w:t>ランダム要素</w:t>
+      </w:r>
+    </w:p>
+    <w:p/>
+    <w:p>
+      <w:r>
+        <w:rPr>
+          <w:rFonts w:hint="eastAsia"/>
+        </w:rPr>
+        <w:t>分担</w:t>
+      </w:r>
+    </w:p>
+    <w:p>
+      <w:r>
+        <w:rPr>
+          <w:rFonts w:hint="eastAsia"/>
+        </w:rPr>
+        <w:t>・キャラクター関連のスクリプト</w:t>
+      </w:r>
+    </w:p>
+    <w:p>
+      <w:r>
+        <w:rPr>
+          <w:rFonts w:hint="eastAsia"/>
+        </w:rPr>
+        <w:t>・戦闘のスクリプト</w:t>
+      </w:r>
+    </w:p>
+    <w:p>
+      <w:r>
+        <w:rPr>
+          <w:rFonts w:hint="eastAsia"/>
+        </w:rPr>
+        <w:t>・フィールド、シーン管理</w:t>
+      </w:r>
+    </w:p>
+    <w:p/>
+    <w:p>
+      <w:r>
+        <w:rPr>
+          <w:rFonts w:hint="eastAsia"/>
+        </w:rPr>
+        <w:t>必要なスクリプト</w:t>
+      </w:r>
+    </w:p>
+    <w:p>
       <w:pPr>
         <w:rPr>
-          <w:rFonts w:hint="eastAsia"/>
+          <w:highlight w:val="yellow"/>
         </w:rPr>
       </w:pPr>
       <w:r>
         <w:rPr>
           <w:rFonts w:hint="eastAsia"/>
-        </w:rPr>
-        <w:t>宝箱→ダイスや割り振りポイント獲得（永続）</w:t>
-      </w:r>
-    </w:p>
-    <w:p/>
+          <w:highlight w:val="yellow"/>
+        </w:rPr>
+        <w:t>・</w:t>
+      </w:r>
+      <w:r>
+        <w:rPr>
+          <w:rFonts w:hint="eastAsia"/>
+          <w:highlight w:val="yellow"/>
+        </w:rPr>
+        <w:t>・</w:t>
+      </w:r>
+      <w:r>
+        <w:rPr>
+          <w:rFonts w:hint="eastAsia"/>
+          <w:highlight w:val="yellow"/>
+        </w:rPr>
+        <w:t>シーン管理</w:t>
+      </w:r>
+    </w:p>
     <w:p>
       <w:pPr>
         <w:rPr>
-          <w:rFonts w:hint="eastAsia"/>
+          <w:highlight w:val="yellow"/>
         </w:rPr>
       </w:pPr>
       <w:r>
         <w:rPr>
           <w:rFonts w:hint="eastAsia"/>
-        </w:rPr>
-        <w:t>先頭の開始時にダイスを振って強化ポイント獲得（その戦闘限定）</w:t>
-      </w:r>
-    </w:p>
-    <w:p/>
-    <w:p>
-      <w:r>
-        <w:rPr>
-          <w:rFonts w:hint="eastAsia"/>
-        </w:rPr>
-        <w:t>ストーリー</w:t>
+          <w:highlight w:val="yellow"/>
+        </w:rPr>
+        <w:t>・UI</w:t>
       </w:r>
     </w:p>
     <w:p>
       <w:pPr>
         <w:rPr>
-          <w:rFonts w:hint="eastAsia"/>
+          <w:highlight w:val="yellow"/>
         </w:rPr>
       </w:pPr>
       <w:r>
         <w:rPr>
           <w:rFonts w:hint="eastAsia"/>
-        </w:rPr>
-        <w:t>王道</w:t>
-      </w:r>
-    </w:p>
-    <w:p>
-      <w:r>
-        <w:rPr>
-          <w:rFonts w:hint="eastAsia"/>
-        </w:rPr>
-        <w:t>ランダム要素</w:t>
-      </w:r>
-    </w:p>
-    <w:p/>
-    <w:p>
-      <w:r>
-        <w:rPr>
-          <w:rFonts w:hint="eastAsia"/>
-        </w:rPr>
-        <w:t>分担</w:t>
-      </w:r>
-    </w:p>
-    <w:p>
-      <w:r>
-        <w:rPr>
-          <w:rFonts w:hint="eastAsia"/>
-        </w:rPr>
-        <w:t>・キャラクター関連のスクリプト</w:t>
-      </w:r>
-    </w:p>
-    <w:p>
-      <w:r>
-        <w:rPr>
-          <w:rFonts w:hint="eastAsia"/>
+          <w:highlight w:val="yellow"/>
+        </w:rPr>
+        <w:t>・</w:t>
+      </w:r>
+      <w:r>
+        <w:rPr>
+          <w:rFonts w:hint="eastAsia"/>
+          <w:highlight w:val="yellow"/>
+        </w:rPr>
+        <w:t>・</w:t>
+      </w:r>
+      <w:r>
+        <w:rPr>
+          <w:rFonts w:hint="eastAsia"/>
+          <w:highlight w:val="yellow"/>
+        </w:rPr>
+        <w:t>カメラ</w:t>
+      </w:r>
+    </w:p>
+    <w:p>
+      <w:r>
+        <w:rPr>
+          <w:rFonts w:hint="eastAsia"/>
+          <w:highlight w:val="yellow"/>
+        </w:rPr>
+        <w:t>・</w:t>
+      </w:r>
+      <w:r>
+        <w:rPr>
+          <w:rFonts w:hint="eastAsia"/>
+          <w:highlight w:val="yellow"/>
+        </w:rPr>
+        <w:t>・</w:t>
+      </w:r>
+      <w:r>
+        <w:rPr>
+          <w:rFonts w:hint="eastAsia"/>
+          <w:highlight w:val="yellow"/>
+        </w:rPr>
+        <w:t>キャラ移動、操作関連</w:t>
+      </w:r>
+    </w:p>
+    <w:p>
+      <w:pPr>
+        <w:rPr>
+          <w:highlight w:val="cyan"/>
+        </w:rPr>
+      </w:pPr>
+      <w:r>
+        <w:rPr>
+          <w:rFonts w:hint="eastAsia"/>
+          <w:highlight w:val="cyan"/>
         </w:rPr>
         <w:t>・戦闘のスクリプト</w:t>
       </w:r>
     </w:p>
     <w:p>
-      <w:r>
-        <w:rPr>
-          <w:rFonts w:hint="eastAsia"/>
-        </w:rPr>
-        <w:t>・</w:t>
-      </w:r>
-      <w:r>
-        <w:rPr>
-          <w:rFonts w:hint="eastAsia"/>
-        </w:rPr>
-        <w:t>フィールド、</w:t>
-      </w:r>
-      <w:r>
-        <w:rPr>
-          <w:rFonts w:hint="eastAsia"/>
-        </w:rPr>
-        <w:t>シーン管理</w:t>
-      </w:r>
-    </w:p>
-    <w:p/>
-    <w:p>
-      <w:r>
-        <w:rPr>
-          <w:rFonts w:hint="eastAsia"/>
-        </w:rPr>
-        <w:t>必要なスクリプト</w:t>
-      </w:r>
-    </w:p>
-    <w:p>
       <w:pPr>
         <w:rPr>
-          <w:highlight w:val="yellow"/>
-        </w:rPr>
-      </w:pPr>
-      <w:r>
-        <w:rPr>
-          <w:rFonts w:hint="eastAsia"/>
-          <w:highlight w:val="yellow"/>
-        </w:rPr>
-        <w:t>・シーン管理</w:t>
-      </w:r>
-    </w:p>
-    <w:p>
-      <w:pPr>
-        <w:rPr>
-          <w:highlight w:val="yellow"/>
-        </w:rPr>
-      </w:pPr>
-      <w:r>
-        <w:rPr>
-          <w:rFonts w:hint="eastAsia"/>
-          <w:highlight w:val="yellow"/>
-        </w:rPr>
-        <w:t>・UI</w:t>
-      </w:r>
-    </w:p>
-    <w:p>
-      <w:pPr>
-        <w:rPr>
-          <w:highlight w:val="yellow"/>
-        </w:rPr>
-      </w:pPr>
-      <w:r>
-        <w:rPr>
-          <w:rFonts w:hint="eastAsia"/>
-          <w:highlight w:val="yellow"/>
-        </w:rPr>
-        <w:t>・カメラ</w:t>
-      </w:r>
-    </w:p>
-    <w:p>
-      <w:r>
-        <w:rPr>
-          <w:rFonts w:hint="eastAsia"/>
-          <w:highlight w:val="yellow"/>
-        </w:rPr>
-        <w:t>・キャラ移動、操作関連</w:t>
-      </w:r>
-    </w:p>
-    <w:p>
-      <w:pPr>
-        <w:rPr>
-          <w:highlight w:val="cyan"/>
-        </w:rPr>
-      </w:pPr>
-      <w:r>
-        <w:rPr>
-          <w:rFonts w:hint="eastAsia"/>
-          <w:highlight w:val="cyan"/>
-        </w:rPr>
-        <w:t>・戦闘のスクリプト</w:t>
-      </w:r>
-    </w:p>
-    <w:p>
-      <w:pPr>
-        <w:rPr>
-          <w:rFonts w:hint="eastAsia"/>
           <w:highlight w:val="cyan"/>
         </w:rPr>
       </w:pPr>
@@ -427,11 +441,6 @@
       </w:r>
     </w:p>
     <w:p>
-      <w:pPr>
-        <w:rPr>
-          <w:rFonts w:hint="eastAsia"/>
-        </w:rPr>
-      </w:pPr>
       <w:r>
         <w:rPr>
           <w:rFonts w:hint="eastAsia"/>
@@ -550,11 +559,6 @@
       </w:r>
     </w:p>
     <w:p>
-      <w:pPr>
-        <w:rPr>
-          <w:rFonts w:hint="eastAsia"/>
-        </w:rPr>
-      </w:pPr>
       <w:r>
         <w:rPr>
           <w:rFonts w:hint="eastAsia"/>
